--- a/EXPORTS/DOCX/published/niveau2/Dutch/Trade.docx
+++ b/EXPORTS/DOCX/published/niveau2/Dutch/Trade.docx
@@ -444,7 +444,6 @@
           <w:i w:val="0"/>
           <w:color w:val="0000FF"/>
           <w:sz w:val="24"/>
-          <w:u w:val="single"/>
         </w:rPr>
         <w:hyperlink r:id="rId12" w:history="1">
           <w:r>
@@ -703,71 +702,7 @@
           <w:color w:val="000000"/>
           <w:sz w:val="24"/>
         </w:rPr>
-        <w:t xml:space="preserve">(1918-1974). In Den Haag waren de </w:t>
-      </w:r>
-      <w:r>
-        <w:rPr>
-          <w:u w:val="single" w:color="0000ff"/>
-          <w:rFonts w:ascii="Charis SIL Regular" w:hAnsi="Charis SIL Regular" w:eastAsia="Charis SIL Regular"/>
-          <w:b w:val="0"/>
-          <w:i w:val="0"/>
-          <w:color w:val="000000"/>
-          <w:sz w:val="24"/>
-        </w:rPr>
-        <w:hyperlink r:id="rId12" w:history="1">
-          <w:r>
-            <w:rPr>
-              <w:rStyle w:val="Hyperlink"/>
-            </w:rPr>
-            <w:t>winkel</w:t>
-          </w:r>
-        </w:hyperlink>
-      </w:r>
-      <w:r>
-        <w:rPr>
-          <w:u w:val="single" w:color="0000ff"/>
-          <w:rFonts w:ascii="Charis SIL Regular" w:hAnsi="Charis SIL Regular" w:eastAsia="Charis SIL Regular"/>
-          <w:b w:val="0"/>
-          <w:i w:val="0"/>
-          <w:color w:val="000000"/>
-          <w:sz w:val="24"/>
-        </w:rPr>
-        <w:hyperlink r:id="rId12" w:history="1">
-          <w:r>
-            <w:rPr>
-              <w:rStyle w:val="Hyperlink"/>
-            </w:rPr>
-            <w:t>s</w:t>
-          </w:r>
-        </w:hyperlink>
-      </w:r>
-      <w:r>
-        <w:rPr>
-          <w:u w:val="single" w:color="0000ff"/>
-          <w:rFonts w:ascii="Charis SIL Regular" w:hAnsi="Charis SIL Regular" w:eastAsia="Charis SIL Regular"/>
-          <w:b w:val="0"/>
-          <w:i w:val="0"/>
-          <w:color w:val="000000"/>
-          <w:sz w:val="24"/>
-        </w:rPr>
-        <w:hyperlink r:id="rId12" w:history="1">
-          <w:r>
-            <w:rPr>
-              <w:rStyle w:val="Hyperlink"/>
-            </w:rPr>
-            <w:t xml:space="preserve"> d</w:t>
-          </w:r>
-        </w:hyperlink>
-      </w:r>
-      <w:r>
-        <w:rPr>
-          <w:rFonts w:ascii="Charis SIL Regular" w:hAnsi="Charis SIL Regular" w:eastAsia="Charis SIL Regular"/>
-          <w:b w:val="0"/>
-          <w:i w:val="0"/>
-          <w:color w:val="000000"/>
-          <w:sz w:val="24"/>
-        </w:rPr>
-        <w:t xml:space="preserve">e </w:t>
+        <w:t xml:space="preserve">(1918-1974). In Den Haag waren de winkels de </w:t>
       </w:r>
       <w:r>
         <w:rPr>
@@ -825,7 +760,14 @@
           <w:sz w:val="24"/>
           <w:u w:val="single"/>
         </w:rPr>
-        <w:t>Koninklijke</w:t>
+        <w:hyperlink r:id="rId14" w:history="1">
+          <w:r>
+            <w:rPr>
+              <w:rStyle w:val="Hyperlink"/>
+            </w:rPr>
+            <w:t>Koninklijke</w:t>
+          </w:r>
+        </w:hyperlink>
       </w:r>
       <w:r>
         <w:rPr>
@@ -948,7 +890,7 @@
           <w:sz w:val="24"/>
           <w:u w:val="single"/>
         </w:rPr>
-        <w:hyperlink r:id="rId15" w:history="1">
+        <w:hyperlink r:id="rId13" w:history="1">
           <w:r>
             <w:rPr>
               <w:rStyle w:val="Hyperlink"/>
@@ -1209,25 +1151,7 @@
           <w:color w:val="000000"/>
           <w:sz w:val="24"/>
         </w:rPr>
-        <w:t xml:space="preserve"> (NAHV, 1880-1982) die handel dreef i</w:t>
-      </w:r>
-      <w:r>
-        <w:rPr>
-          <w:u w:val="single" w:color="0000ff"/>
-          <w:rFonts w:ascii="Charis SIL Regular" w:hAnsi="Charis SIL Regular" w:eastAsia="Charis SIL Regular"/>
-          <w:b w:val="0"/>
-          <w:i w:val="0"/>
-          <w:color w:val="000000"/>
-          <w:sz w:val="24"/>
-        </w:rPr>
-        <w:hyperlink r:id="rId16" w:history="1">
-          <w:r>
-            <w:rPr>
-              <w:rStyle w:val="Hyperlink"/>
-            </w:rPr>
-            <w:t xml:space="preserve">n </w:t>
-          </w:r>
-        </w:hyperlink>
+        <w:t xml:space="preserve"> (NAHV, 1880-1982) die handel dreef in </w:t>
       </w:r>
       <w:r>
         <w:rPr>
@@ -1238,7 +1162,7 @@
           <w:sz w:val="24"/>
           <w:u w:val="single"/>
         </w:rPr>
-        <w:hyperlink r:id="rId16" w:history="1">
+        <w:hyperlink r:id="rId17" w:history="1">
           <w:r>
             <w:rPr>
               <w:rStyle w:val="Hyperlink"/>
@@ -1256,7 +1180,7 @@
           <w:sz w:val="24"/>
           <w:u w:val="single"/>
         </w:rPr>
-        <w:hyperlink r:id="rId16" w:history="1">
+        <w:hyperlink r:id="rId17" w:history="1">
           <w:r>
             <w:rPr>
               <w:rStyle w:val="Hyperlink"/>
@@ -1292,7 +1216,7 @@
           <w:sz w:val="24"/>
           <w:u w:val="single"/>
         </w:rPr>
-        <w:hyperlink r:id="rId16" w:history="1">
+        <w:hyperlink r:id="rId17" w:history="1">
           <w:r>
             <w:rPr>
               <w:rStyle w:val="Hyperlink"/>
@@ -3997,7 +3921,7 @@
           <w:sz w:val="24"/>
           <w:u w:val="single"/>
         </w:rPr>
-        <w:hyperlink r:id="rId27" w:history="1">
+        <w:hyperlink r:id="rId28" w:history="1">
           <w:r>
             <w:rPr>
               <w:rStyle w:val="Hyperlink"/>
@@ -4015,7 +3939,7 @@
           <w:sz w:val="24"/>
           <w:u w:val="single"/>
         </w:rPr>
-        <w:hyperlink r:id="rId27" w:history="1">
+        <w:hyperlink r:id="rId28" w:history="1">
           <w:r>
             <w:rPr>
               <w:rStyle w:val="Hyperlink"/>

--- a/EXPORTS/DOCX/published/niveau2/Dutch/Trade.docx
+++ b/EXPORTS/DOCX/published/niveau2/Dutch/Trade.docx
@@ -411,31 +411,13 @@
       </w:r>
       <w:r>
         <w:rPr>
-          <w:u w:val="single" w:color="0000ff"/>
           <w:rFonts w:ascii="Charis SIL Regular" w:hAnsi="Charis SIL Regular" w:eastAsia="Charis SIL Regular"/>
           <w:b w:val="0"/>
           <w:i w:val="0"/>
           <w:color w:val="000000"/>
           <w:sz w:val="24"/>
         </w:rPr>
-        <w:hyperlink r:id="rId9" w:history="1">
-          <w:r>
-            <w:rPr>
-              <w:rStyle w:val="Hyperlink"/>
-            </w:rPr>
-            <w:t>e ve</w:t>
-          </w:r>
-        </w:hyperlink>
-      </w:r>
-      <w:r>
-        <w:rPr>
-          <w:rFonts w:ascii="Charis SIL Regular" w:hAnsi="Charis SIL Regular" w:eastAsia="Charis SIL Regular"/>
-          <w:b w:val="0"/>
-          <w:i w:val="0"/>
-          <w:color w:val="000000"/>
-          <w:sz w:val="24"/>
-        </w:rPr>
-        <w:t xml:space="preserve">ilinghuizen </w:t>
+        <w:t xml:space="preserve">e veilinghuizen </w:t>
       </w:r>
       <w:r>
         <w:rPr>
@@ -444,6 +426,7 @@
           <w:i w:val="0"/>
           <w:color w:val="0000FF"/>
           <w:sz w:val="24"/>
+          <w:u w:val="single"/>
         </w:rPr>
         <w:hyperlink r:id="rId12" w:history="1">
           <w:r>
@@ -702,7 +685,54 @@
           <w:color w:val="000000"/>
           <w:sz w:val="24"/>
         </w:rPr>
-        <w:t xml:space="preserve">(1918-1974). In Den Haag waren de winkels de </w:t>
+        <w:t>(1918-1974). In Den Haag w</w:t>
+      </w:r>
+      <w:r>
+        <w:rPr>
+          <w:u w:val="single" w:color="0000ff"/>
+          <w:rFonts w:ascii="Charis SIL Regular" w:hAnsi="Charis SIL Regular" w:eastAsia="Charis SIL Regular"/>
+          <w:b w:val="0"/>
+          <w:i w:val="0"/>
+          <w:color w:val="000000"/>
+          <w:sz w:val="24"/>
+        </w:rPr>
+        <w:hyperlink r:id="rId12" w:history="1">
+          <w:r>
+            <w:rPr>
+              <w:rStyle w:val="Hyperlink"/>
+            </w:rPr>
+            <w:t xml:space="preserve">aren de </w:t>
+          </w:r>
+        </w:hyperlink>
+      </w:r>
+      <w:r>
+        <w:rPr>
+          <w:u w:val="single" w:color="0000ff"/>
+          <w:rFonts w:ascii="Charis SIL Regular" w:hAnsi="Charis SIL Regular" w:eastAsia="Charis SIL Regular"/>
+          <w:b w:val="0"/>
+          <w:i w:val="0"/>
+          <w:color w:val="000000"/>
+          <w:sz w:val="24"/>
+        </w:rPr>
+        <w:hyperlink r:id="rId12" w:history="1">
+          <w:r>
+            <w:rPr>
+              <w:rStyle w:val="Hyperlink"/>
+            </w:rPr>
+            <w:t>winkel</w:t>
+          </w:r>
+        </w:hyperlink>
+      </w:r>
+      <w:r>
+        <w:rPr>
+          <w:u w:val="single" w:color="0000ff"/>
+          <w:rFonts w:ascii="Charis SIL Regular" w:hAnsi="Charis SIL Regular" w:eastAsia="Charis SIL Regular"/>
+          <w:b w:val="0"/>
+          <w:i w:val="0"/>
+          <w:color w:val="000000"/>
+          <w:sz w:val="24"/>
+        </w:rPr>
+        <w:t xml:space="preserve">s de </w:t>
       </w:r>
       <w:r>
         <w:rPr>
@@ -789,7 +819,7 @@
           <w:sz w:val="24"/>
           <w:u w:val="single"/>
         </w:rPr>
-        <w:hyperlink r:id="rId14" w:history="1">
+        <w:hyperlink r:id="rId13" w:history="1">
           <w:r>
             <w:rPr>
               <w:rStyle w:val="Hyperlink"/>
@@ -836,50 +866,13 @@
       </w:r>
       <w:r>
         <w:rPr>
-          <w:u w:val="single" w:color="0000ff"/>
           <w:rFonts w:ascii="Charis SIL Regular" w:hAnsi="Charis SIL Regular" w:eastAsia="Charis SIL Regular"/>
           <w:b w:val="0"/>
           <w:i w:val="0"/>
           <w:color w:val="000000"/>
           <w:sz w:val="24"/>
         </w:rPr>
-        <w:hyperlink r:id="rId13" w:history="1">
-          <w:r>
-            <w:rPr>
-              <w:rStyle w:val="Hyperlink"/>
-            </w:rPr>
-            <w:t xml:space="preserve"> e</w:t>
-          </w:r>
-        </w:hyperlink>
-      </w:r>
-      <w:r>
-        <w:rPr>
-          <w:u w:val="single" w:color="0000ff"/>
-          <w:rFonts w:ascii="Charis SIL Regular" w:hAnsi="Charis SIL Regular" w:eastAsia="Charis SIL Regular"/>
-          <w:b w:val="0"/>
-          <w:i w:val="0"/>
-          <w:color w:val="000000"/>
-          <w:sz w:val="24"/>
-        </w:rPr>
-        <w:hyperlink r:id="rId13" w:history="1">
-          <w:r>
-            <w:rPr>
-              <w:rStyle w:val="Hyperlink"/>
-            </w:rPr>
-            <w:t>n</w:t>
-          </w:r>
-        </w:hyperlink>
-      </w:r>
-      <w:r>
-        <w:rPr>
-          <w:u w:val="single" w:color="0000ff"/>
-          <w:rFonts w:ascii="Charis SIL Regular" w:hAnsi="Charis SIL Regular" w:eastAsia="Charis SIL Regular"/>
-          <w:b w:val="0"/>
-          <w:i w:val="0"/>
-          <w:color w:val="000000"/>
-          <w:sz w:val="24"/>
-        </w:rPr>
-        <w:t xml:space="preserve"> </w:t>
+        <w:t xml:space="preserve"> en </w:t>
       </w:r>
       <w:r>
         <w:rPr>
@@ -1151,7 +1144,18 @@
           <w:color w:val="000000"/>
           <w:sz w:val="24"/>
         </w:rPr>
-        <w:t xml:space="preserve"> (NAHV, 1880-1982) die handel dreef in </w:t>
+        <w:t xml:space="preserve"> (NAHV, 1880-1982) die handel dreef i</w:t>
+      </w:r>
+      <w:r>
+        <w:rPr>
+          <w:u w:val="single" w:color="0000ff"/>
+          <w:rFonts w:ascii="Charis SIL Regular" w:hAnsi="Charis SIL Regular" w:eastAsia="Charis SIL Regular"/>
+          <w:b w:val="0"/>
+          <w:i w:val="0"/>
+          <w:color w:val="000000"/>
+          <w:sz w:val="24"/>
+        </w:rPr>
+        <w:t xml:space="preserve">n </w:t>
       </w:r>
       <w:r>
         <w:rPr>
@@ -1281,60 +1285,13 @@
       </w:r>
       <w:r>
         <w:rPr>
-          <w:u w:val="single" w:color="0000ff"/>
           <w:rFonts w:ascii="Charis SIL Regular" w:hAnsi="Charis SIL Regular" w:eastAsia="Charis SIL Regular"/>
           <w:b w:val="0"/>
           <w:i w:val="0"/>
           <w:color w:val="000000"/>
           <w:sz w:val="24"/>
         </w:rPr>
-        <w:hyperlink r:id="rId16" w:history="1">
-          <w:r>
-            <w:rPr>
-              <w:rStyle w:val="Hyperlink"/>
-            </w:rPr>
-            <w:t xml:space="preserve">al Afrikaanse </w:t>
-          </w:r>
-        </w:hyperlink>
-      </w:r>
-      <w:r>
-        <w:rPr>
-          <w:u w:val="single" w:color="0000ff"/>
-          <w:rFonts w:ascii="Charis SIL Regular" w:hAnsi="Charis SIL Regular" w:eastAsia="Charis SIL Regular"/>
-          <w:b w:val="0"/>
-          <w:i w:val="0"/>
-          <w:color w:val="000000"/>
-          <w:sz w:val="24"/>
-        </w:rPr>
-        <w:t>v</w:t>
-      </w:r>
-      <w:r>
-        <w:rPr>
-          <w:u w:val="single" w:color="0000ff"/>
-          <w:rFonts w:ascii="Charis SIL Regular" w:hAnsi="Charis SIL Regular" w:eastAsia="Charis SIL Regular"/>
-          <w:b w:val="0"/>
-          <w:i w:val="0"/>
-          <w:color w:val="000000"/>
-          <w:sz w:val="24"/>
-        </w:rPr>
-        <w:hyperlink r:id="rId16" w:history="1">
-          <w:r>
-            <w:rPr>
-              <w:rStyle w:val="Hyperlink"/>
-            </w:rPr>
-            <w:t>oorw</w:t>
-          </w:r>
-        </w:hyperlink>
-      </w:r>
-      <w:r>
-        <w:rPr>
-          <w:rFonts w:ascii="Charis SIL Regular" w:hAnsi="Charis SIL Regular" w:eastAsia="Charis SIL Regular"/>
-          <w:b w:val="0"/>
-          <w:i w:val="0"/>
-          <w:color w:val="000000"/>
-          <w:sz w:val="24"/>
-        </w:rPr>
-        <w:t xml:space="preserve">erpen, vooral uit </w:t>
+        <w:t xml:space="preserve">al Afrikaanse voorwerpen, vooral uit </w:t>
       </w:r>
       <w:r>
         <w:rPr>
@@ -3921,7 +3878,7 @@
           <w:sz w:val="24"/>
           <w:u w:val="single"/>
         </w:rPr>
-        <w:hyperlink r:id="rId28" w:history="1">
+        <w:hyperlink r:id="rId27" w:history="1">
           <w:r>
             <w:rPr>
               <w:rStyle w:val="Hyperlink"/>
@@ -3939,7 +3896,7 @@
           <w:sz w:val="24"/>
           <w:u w:val="single"/>
         </w:rPr>
-        <w:hyperlink r:id="rId28" w:history="1">
+        <w:hyperlink r:id="rId27" w:history="1">
           <w:r>
             <w:rPr>
               <w:rStyle w:val="Hyperlink"/>
